--- a/tests/data/docx/sources/list_after_num_headers.docx
+++ b/tests/data/docx/sources/list_after_num_headers.docx
@@ -693,6 +693,86 @@
           <w:sz w:val="16"/>
         </w:rPr>
       </w:pPr>
+    </w:p>
+    <w:p>
+      <w:pPr>
+        <w:pStyle w:val="Heading3"/>
+      </w:pPr>
+      <w:r>
+        <w:br w:type="page"/>
+      </w:r>
+      <w:r>
+        <w:t>Subsection with an open list</w:t>
+      </w:r>
+    </w:p>
+    <w:p>
+      <w:pPr>
+        <w:pStyle w:val="ListParagraph"/>
+        <w:numPr>
+          <w:ilvl w:val="1"/>
+          <w:numId w:val="8"/>
+        </w:numPr>
+      </w:pPr>
+      <w:r>
+        <w:t>First item of the open list</w:t>
+      </w:r>
+    </w:p>
+    <w:p>
+      <w:pPr>
+        <w:pStyle w:val="ListParagraph"/>
+        <w:numPr>
+          <w:ilvl w:val="1"/>
+          <w:numId w:val="8"/>
+        </w:numPr>
+      </w:pPr>
+      <w:r>
+        <w:t>Second item of the open list</w:t>
+      </w:r>
+    </w:p>
+    <w:p>
+      <w:pPr>
+        <w:pStyle w:val="Heading1"/>
+      </w:pPr>
+      <w:r>
+        <w:t>Numbered outline heading</w:t>
+      </w:r>
+    </w:p>
+    <w:p>
+      <w:pPr>
+        <w:pStyle w:val="ListParagraph"/>
+        <w:numPr>
+          <w:ilvl w:val="1"/>
+          <w:numId w:val="8"/>
+        </w:numPr>
+      </w:pPr>
+      <w:r>
+        <w:t>Item under the numbered heading</w:t>
+      </w:r>
+    </w:p>
+    <w:p>
+      <w:pPr>
+        <w:pStyle w:val="ListParagraph"/>
+        <w:numPr>
+          <w:ilvl w:val="1"/>
+          <w:numId w:val="8"/>
+        </w:numPr>
+      </w:pPr>
+      <w:r>
+        <w:t>Second item under the numbered heading</w:t>
+      </w:r>
+    </w:p>
+    <w:p>
+      <w:pPr>
+        <w:pStyle w:val="Heading2"/>
+      </w:pPr>
+      <w:r>
+        <w:t>Closing section</w:t>
+      </w:r>
+    </w:p>
+    <w:p>
+      <w:r>
+        <w:t>Paragraph that closes the document.</w:t>
+      </w:r>
     </w:p>
     <w:sectPr>
       <w:pgSz w:w="10318" w:h="7370" w:orient="landscape"/>
@@ -2000,6 +2080,10 @@
       <w:spacing w:before="83"/>
       <w:ind w:left="617"/>
       <w:outlineLvl w:val="0"/>
+      <w:numPr>
+        <w:ilvl w:val="0"/>
+        <w:numId w:val="8"/>
+      </w:numPr>
     </w:pPr>
     <w:rPr>
       <w:sz w:val="80"/>
